--- a/PART-2.docx
+++ b/PART-2.docx
@@ -74,39 +74,15 @@
           <w:lang w:val="en-US"/>
         </w:rPr>
       </w:pPr>
-      <w:proofErr w:type="spellStart"/>
-      <w:proofErr w:type="gramStart"/>
-      <w:r>
-        <w:rPr>
-          <w:rFonts w:ascii="Times New Roman" w:hAnsi="Times New Roman" w:cs="Times New Roman"/>
-          <w:b/>
-          <w:sz w:val="32"/>
-          <w:szCs w:val="32"/>
-          <w:lang w:val="en-US"/>
-        </w:rPr>
-        <w:t>Propertry</w:t>
-      </w:r>
-      <w:proofErr w:type="spellEnd"/>
-      <w:r>
-        <w:rPr>
-          <w:rFonts w:ascii="Times New Roman" w:hAnsi="Times New Roman" w:cs="Times New Roman"/>
-          <w:b/>
-          <w:sz w:val="32"/>
-          <w:szCs w:val="32"/>
-          <w:lang w:val="en-US"/>
-        </w:rPr>
-        <w:t xml:space="preserve">  and</w:t>
-      </w:r>
-      <w:proofErr w:type="gramEnd"/>
-      <w:r>
-        <w:rPr>
-          <w:rFonts w:ascii="Times New Roman" w:hAnsi="Times New Roman" w:cs="Times New Roman"/>
-          <w:b/>
-          <w:sz w:val="32"/>
-          <w:szCs w:val="32"/>
-          <w:lang w:val="en-US"/>
-        </w:rPr>
-        <w:t xml:space="preserve"> steps</w:t>
+      <w:r>
+        <w:rPr>
+          <w:rFonts w:ascii="Times New Roman" w:hAnsi="Times New Roman" w:cs="Times New Roman"/>
+          <w:b/>
+          <w:sz w:val="32"/>
+          <w:szCs w:val="32"/>
+          <w:lang w:val="en-US"/>
+        </w:rPr>
+        <w:t>Propertry  and steps</w:t>
       </w:r>
     </w:p>
     <w:p>
@@ -416,20 +392,8 @@
           <w:szCs w:val="32"/>
           <w:lang w:val="en-US"/>
         </w:rPr>
-        <w:t xml:space="preserve">Can we write private </w:t>
-      </w:r>
-      <w:proofErr w:type="gramStart"/>
-      <w:r>
-        <w:rPr>
-          <w:rFonts w:ascii="Times New Roman" w:hAnsi="Times New Roman" w:cs="Times New Roman"/>
-          <w:b/>
-          <w:sz w:val="32"/>
-          <w:szCs w:val="32"/>
-          <w:lang w:val="en-US"/>
-        </w:rPr>
-        <w:t>constructor</w:t>
-      </w:r>
-      <w:proofErr w:type="gramEnd"/>
+        <w:t>Can we write private constructor</w:t>
+      </w:r>
     </w:p>
     <w:p>
       <w:pPr>
@@ -447,27 +411,15 @@
           <w:lang w:val="en-US"/>
         </w:rPr>
       </w:pPr>
-      <w:proofErr w:type="spellStart"/>
-      <w:r>
-        <w:rPr>
-          <w:rFonts w:ascii="Times New Roman" w:hAnsi="Times New Roman" w:cs="Times New Roman"/>
-          <w:b/>
-          <w:sz w:val="32"/>
-          <w:szCs w:val="32"/>
-          <w:lang w:val="en-US"/>
-        </w:rPr>
-        <w:t>Singleten</w:t>
-      </w:r>
-      <w:proofErr w:type="spellEnd"/>
-      <w:r>
-        <w:rPr>
-          <w:rFonts w:ascii="Times New Roman" w:hAnsi="Times New Roman" w:cs="Times New Roman"/>
-          <w:b/>
-          <w:sz w:val="32"/>
-          <w:szCs w:val="32"/>
-          <w:lang w:val="en-US"/>
-        </w:rPr>
-        <w:t xml:space="preserve"> class</w:t>
+      <w:r>
+        <w:rPr>
+          <w:rFonts w:ascii="Times New Roman" w:hAnsi="Times New Roman" w:cs="Times New Roman"/>
+          <w:b/>
+          <w:sz w:val="32"/>
+          <w:szCs w:val="32"/>
+          <w:lang w:val="en-US"/>
+        </w:rPr>
+        <w:t>Singleten class</w:t>
       </w:r>
     </w:p>
     <w:p>
@@ -602,27 +554,15 @@
         </w:rPr>
         <w:t xml:space="preserve"> </w:t>
       </w:r>
-      <w:proofErr w:type="spellStart"/>
-      <w:r>
-        <w:rPr>
-          <w:rFonts w:ascii="Times New Roman" w:hAnsi="Times New Roman" w:cs="Times New Roman"/>
-          <w:b/>
-          <w:sz w:val="32"/>
-          <w:szCs w:val="32"/>
-          <w:lang w:val="en-US"/>
-        </w:rPr>
-        <w:t>Lazzy</w:t>
-      </w:r>
-      <w:proofErr w:type="spellEnd"/>
-      <w:r>
-        <w:rPr>
-          <w:rFonts w:ascii="Times New Roman" w:hAnsi="Times New Roman" w:cs="Times New Roman"/>
-          <w:b/>
-          <w:sz w:val="32"/>
-          <w:szCs w:val="32"/>
-          <w:lang w:val="en-US"/>
-        </w:rPr>
-        <w:t xml:space="preserve"> Instantiation</w:t>
+      <w:r>
+        <w:rPr>
+          <w:rFonts w:ascii="Times New Roman" w:hAnsi="Times New Roman" w:cs="Times New Roman"/>
+          <w:b/>
+          <w:sz w:val="32"/>
+          <w:szCs w:val="32"/>
+          <w:lang w:val="en-US"/>
+        </w:rPr>
+        <w:t>Lazzy Instantiation</w:t>
       </w:r>
     </w:p>
     <w:p>
@@ -755,27 +695,15 @@
           <w:lang w:val="en-US"/>
         </w:rPr>
       </w:pPr>
-      <w:proofErr w:type="spellStart"/>
-      <w:r>
-        <w:rPr>
-          <w:rFonts w:ascii="Times New Roman" w:hAnsi="Times New Roman" w:cs="Times New Roman"/>
-          <w:b/>
-          <w:sz w:val="32"/>
-          <w:szCs w:val="32"/>
-          <w:lang w:val="en-US"/>
-        </w:rPr>
-        <w:t>Cnstructor</w:t>
-      </w:r>
-      <w:proofErr w:type="spellEnd"/>
-      <w:r>
-        <w:rPr>
-          <w:rFonts w:ascii="Times New Roman" w:hAnsi="Times New Roman" w:cs="Times New Roman"/>
-          <w:b/>
-          <w:sz w:val="32"/>
-          <w:szCs w:val="32"/>
-          <w:lang w:val="en-US"/>
-        </w:rPr>
-        <w:t xml:space="preserve"> chaining</w:t>
+      <w:r>
+        <w:rPr>
+          <w:rFonts w:ascii="Times New Roman" w:hAnsi="Times New Roman" w:cs="Times New Roman"/>
+          <w:b/>
+          <w:sz w:val="32"/>
+          <w:szCs w:val="32"/>
+          <w:lang w:val="en-US"/>
+        </w:rPr>
+        <w:t>Cnstructor chaining</w:t>
       </w:r>
     </w:p>
     <w:p>
@@ -802,42 +730,8 @@
           <w:szCs w:val="32"/>
           <w:lang w:val="en-US"/>
         </w:rPr>
-        <w:t xml:space="preserve">Difference b/w Super call </w:t>
-      </w:r>
-      <w:proofErr w:type="spellStart"/>
-      <w:r>
-        <w:rPr>
-          <w:rFonts w:ascii="Times New Roman" w:hAnsi="Times New Roman" w:cs="Times New Roman"/>
-          <w:b/>
-          <w:sz w:val="32"/>
-          <w:szCs w:val="32"/>
-          <w:lang w:val="en-US"/>
-        </w:rPr>
-        <w:t>stmt</w:t>
-      </w:r>
-      <w:proofErr w:type="spellEnd"/>
-      <w:r>
-        <w:rPr>
-          <w:rFonts w:ascii="Times New Roman" w:hAnsi="Times New Roman" w:cs="Times New Roman"/>
-          <w:b/>
-          <w:sz w:val="32"/>
-          <w:szCs w:val="32"/>
-          <w:lang w:val="en-US"/>
-        </w:rPr>
-        <w:t xml:space="preserve"> and this call </w:t>
-      </w:r>
-      <w:proofErr w:type="spellStart"/>
-      <w:r>
-        <w:rPr>
-          <w:rFonts w:ascii="Times New Roman" w:hAnsi="Times New Roman" w:cs="Times New Roman"/>
-          <w:b/>
-          <w:sz w:val="32"/>
-          <w:szCs w:val="32"/>
-          <w:lang w:val="en-US"/>
-        </w:rPr>
-        <w:t>stmt</w:t>
-      </w:r>
-      <w:proofErr w:type="spellEnd"/>
+        <w:t>Difference b/w Super call stmt and this call stmt</w:t>
+      </w:r>
     </w:p>
     <w:p>
       <w:pPr>
@@ -882,27 +776,15 @@
           <w:lang w:val="en-US"/>
         </w:rPr>
       </w:pPr>
-      <w:proofErr w:type="spellStart"/>
-      <w:r>
-        <w:rPr>
-          <w:rFonts w:ascii="Times New Roman" w:hAnsi="Times New Roman" w:cs="Times New Roman"/>
-          <w:b/>
-          <w:sz w:val="32"/>
-          <w:szCs w:val="32"/>
-          <w:lang w:val="en-US"/>
-        </w:rPr>
-        <w:t>Pupose</w:t>
-      </w:r>
-      <w:proofErr w:type="spellEnd"/>
-      <w:r>
-        <w:rPr>
-          <w:rFonts w:ascii="Times New Roman" w:hAnsi="Times New Roman" w:cs="Times New Roman"/>
-          <w:b/>
-          <w:sz w:val="32"/>
-          <w:szCs w:val="32"/>
-          <w:lang w:val="en-US"/>
-        </w:rPr>
-        <w:t xml:space="preserve"> of inheritance</w:t>
+      <w:r>
+        <w:rPr>
+          <w:rFonts w:ascii="Times New Roman" w:hAnsi="Times New Roman" w:cs="Times New Roman"/>
+          <w:b/>
+          <w:sz w:val="32"/>
+          <w:szCs w:val="32"/>
+          <w:lang w:val="en-US"/>
+        </w:rPr>
+        <w:t>Pupose of inheritance</w:t>
       </w:r>
     </w:p>
     <w:p>
@@ -952,29 +834,7 @@
           <w:szCs w:val="32"/>
           <w:lang w:val="en-US"/>
         </w:rPr>
-        <w:t>1)</w:t>
-      </w:r>
-      <w:proofErr w:type="spellStart"/>
-      <w:r>
-        <w:rPr>
-          <w:rFonts w:ascii="Times New Roman" w:hAnsi="Times New Roman" w:cs="Times New Roman"/>
-          <w:b/>
-          <w:sz w:val="32"/>
-          <w:szCs w:val="32"/>
-          <w:lang w:val="en-US"/>
-        </w:rPr>
-        <w:t>Upcasting</w:t>
-      </w:r>
-      <w:proofErr w:type="spellEnd"/>
-      <w:r>
-        <w:rPr>
-          <w:rFonts w:ascii="Times New Roman" w:hAnsi="Times New Roman" w:cs="Times New Roman"/>
-          <w:b/>
-          <w:sz w:val="32"/>
-          <w:szCs w:val="32"/>
-          <w:lang w:val="en-US"/>
-        </w:rPr>
-        <w:t xml:space="preserve"> advantages &amp; disadvantages</w:t>
+        <w:t>1)Upcasting advantages &amp; disadvantages</w:t>
       </w:r>
     </w:p>
     <w:p>
@@ -997,29 +857,7 @@
           <w:szCs w:val="32"/>
           <w:lang w:val="en-US"/>
         </w:rPr>
-        <w:t>2)</w:t>
-      </w:r>
-      <w:proofErr w:type="spellStart"/>
-      <w:r>
-        <w:rPr>
-          <w:rFonts w:ascii="Times New Roman" w:hAnsi="Times New Roman" w:cs="Times New Roman"/>
-          <w:b/>
-          <w:sz w:val="32"/>
-          <w:szCs w:val="32"/>
-          <w:lang w:val="en-US"/>
-        </w:rPr>
-        <w:t>Downcasting</w:t>
-      </w:r>
-      <w:proofErr w:type="spellEnd"/>
-      <w:r>
-        <w:rPr>
-          <w:rFonts w:ascii="Times New Roman" w:hAnsi="Times New Roman" w:cs="Times New Roman"/>
-          <w:b/>
-          <w:sz w:val="32"/>
-          <w:szCs w:val="32"/>
-          <w:lang w:val="en-US"/>
-        </w:rPr>
-        <w:t xml:space="preserve"> rule &amp;class cast exception</w:t>
+        <w:t>2)Downcasting rule &amp;class cast exception</w:t>
       </w:r>
     </w:p>
     <w:p>
@@ -1041,29 +879,7 @@
           <w:szCs w:val="32"/>
           <w:lang w:val="en-US"/>
         </w:rPr>
-        <w:t xml:space="preserve">25) </w:t>
-      </w:r>
-      <w:proofErr w:type="spellStart"/>
-      <w:r>
-        <w:rPr>
-          <w:rFonts w:ascii="Times New Roman" w:hAnsi="Times New Roman" w:cs="Times New Roman"/>
-          <w:b/>
-          <w:sz w:val="32"/>
-          <w:szCs w:val="32"/>
-          <w:lang w:val="en-US"/>
-        </w:rPr>
-        <w:t>Instanceof</w:t>
-      </w:r>
-      <w:proofErr w:type="spellEnd"/>
-      <w:r>
-        <w:rPr>
-          <w:rFonts w:ascii="Times New Roman" w:hAnsi="Times New Roman" w:cs="Times New Roman"/>
-          <w:b/>
-          <w:sz w:val="32"/>
-          <w:szCs w:val="32"/>
-          <w:lang w:val="en-US"/>
-        </w:rPr>
-        <w:t xml:space="preserve"> operator</w:t>
+        <w:t>25) Instanceof operator</w:t>
       </w:r>
     </w:p>
     <w:p>
@@ -1085,29 +901,7 @@
           <w:szCs w:val="32"/>
           <w:lang w:val="en-US"/>
         </w:rPr>
-        <w:t xml:space="preserve">26) </w:t>
-      </w:r>
-      <w:proofErr w:type="spellStart"/>
-      <w:r>
-        <w:rPr>
-          <w:rFonts w:ascii="Times New Roman" w:hAnsi="Times New Roman" w:cs="Times New Roman"/>
-          <w:b/>
-          <w:sz w:val="32"/>
-          <w:szCs w:val="32"/>
-          <w:lang w:val="en-US"/>
-        </w:rPr>
-        <w:t>Polymorphisum</w:t>
-      </w:r>
-      <w:proofErr w:type="spellEnd"/>
-      <w:r>
-        <w:rPr>
-          <w:rFonts w:ascii="Times New Roman" w:hAnsi="Times New Roman" w:cs="Times New Roman"/>
-          <w:b/>
-          <w:sz w:val="32"/>
-          <w:szCs w:val="32"/>
-          <w:lang w:val="en-US"/>
-        </w:rPr>
-        <w:t xml:space="preserve"> and types</w:t>
+        <w:t>26) Polymorphisum and types</w:t>
       </w:r>
     </w:p>
     <w:p>
@@ -1129,51 +923,7 @@
           <w:szCs w:val="32"/>
           <w:lang w:val="en-US"/>
         </w:rPr>
-        <w:t>27)</w:t>
-      </w:r>
-      <w:proofErr w:type="spellStart"/>
-      <w:r>
-        <w:rPr>
-          <w:rFonts w:ascii="Times New Roman" w:hAnsi="Times New Roman" w:cs="Times New Roman"/>
-          <w:b/>
-          <w:sz w:val="32"/>
-          <w:szCs w:val="32"/>
-          <w:lang w:val="en-US"/>
-        </w:rPr>
-        <w:t>CompileTime</w:t>
-      </w:r>
-      <w:proofErr w:type="spellEnd"/>
-      <w:r>
-        <w:rPr>
-          <w:rFonts w:ascii="Times New Roman" w:hAnsi="Times New Roman" w:cs="Times New Roman"/>
-          <w:b/>
-          <w:sz w:val="32"/>
-          <w:szCs w:val="32"/>
-          <w:lang w:val="en-US"/>
-        </w:rPr>
-        <w:t xml:space="preserve"> </w:t>
-      </w:r>
-      <w:proofErr w:type="spellStart"/>
-      <w:r>
-        <w:rPr>
-          <w:rFonts w:ascii="Times New Roman" w:hAnsi="Times New Roman" w:cs="Times New Roman"/>
-          <w:b/>
-          <w:sz w:val="32"/>
-          <w:szCs w:val="32"/>
-          <w:lang w:val="en-US"/>
-        </w:rPr>
-        <w:t>Polymorphisum</w:t>
-      </w:r>
-      <w:proofErr w:type="spellEnd"/>
-      <w:r>
-        <w:rPr>
-          <w:rFonts w:ascii="Times New Roman" w:hAnsi="Times New Roman" w:cs="Times New Roman"/>
-          <w:b/>
-          <w:sz w:val="32"/>
-          <w:szCs w:val="32"/>
-          <w:lang w:val="en-US"/>
-        </w:rPr>
-        <w:t xml:space="preserve"> and types and compiler make </w:t>
+        <w:t xml:space="preserve">27)CompileTime Polymorphisum and types and compiler make </w:t>
       </w:r>
       <w:r>
         <w:rPr>
@@ -1237,27 +987,15 @@
           <w:lang w:val="en-US"/>
         </w:rPr>
       </w:pPr>
-      <w:proofErr w:type="spellStart"/>
-      <w:r>
-        <w:rPr>
-          <w:rFonts w:ascii="Times New Roman" w:hAnsi="Times New Roman" w:cs="Times New Roman"/>
-          <w:b/>
-          <w:sz w:val="32"/>
-          <w:szCs w:val="32"/>
-          <w:lang w:val="en-US"/>
-        </w:rPr>
-        <w:t>Contructor</w:t>
-      </w:r>
-      <w:proofErr w:type="spellEnd"/>
-      <w:r>
-        <w:rPr>
-          <w:rFonts w:ascii="Times New Roman" w:hAnsi="Times New Roman" w:cs="Times New Roman"/>
-          <w:b/>
-          <w:sz w:val="32"/>
-          <w:szCs w:val="32"/>
-          <w:lang w:val="en-US"/>
-        </w:rPr>
-        <w:t xml:space="preserve"> overloading</w:t>
+      <w:r>
+        <w:rPr>
+          <w:rFonts w:ascii="Times New Roman" w:hAnsi="Times New Roman" w:cs="Times New Roman"/>
+          <w:b/>
+          <w:sz w:val="32"/>
+          <w:szCs w:val="32"/>
+          <w:lang w:val="en-US"/>
+        </w:rPr>
+        <w:t>Contructor overloading</w:t>
       </w:r>
     </w:p>
     <w:p>
@@ -1342,29 +1080,7 @@
           <w:szCs w:val="32"/>
           <w:lang w:val="en-US"/>
         </w:rPr>
-        <w:t xml:space="preserve">28)Runtime </w:t>
-      </w:r>
-      <w:proofErr w:type="spellStart"/>
-      <w:r>
-        <w:rPr>
-          <w:rFonts w:ascii="Times New Roman" w:hAnsi="Times New Roman" w:cs="Times New Roman"/>
-          <w:b/>
-          <w:sz w:val="32"/>
-          <w:szCs w:val="32"/>
-          <w:lang w:val="en-US"/>
-        </w:rPr>
-        <w:t>Polymorphisum</w:t>
-      </w:r>
-      <w:proofErr w:type="spellEnd"/>
-      <w:r>
-        <w:rPr>
-          <w:rFonts w:ascii="Times New Roman" w:hAnsi="Times New Roman" w:cs="Times New Roman"/>
-          <w:b/>
-          <w:sz w:val="32"/>
-          <w:szCs w:val="32"/>
-          <w:lang w:val="en-US"/>
-        </w:rPr>
-        <w:t xml:space="preserve"> and types</w:t>
+        <w:t>28)Runtime Polymorphisum and types</w:t>
       </w:r>
     </w:p>
     <w:p>
@@ -1378,27 +1094,15 @@
           <w:lang w:val="en-US"/>
         </w:rPr>
       </w:pPr>
-      <w:proofErr w:type="gramStart"/>
-      <w:r>
-        <w:rPr>
-          <w:rFonts w:ascii="Times New Roman" w:hAnsi="Times New Roman" w:cs="Times New Roman"/>
-          <w:b/>
-          <w:sz w:val="32"/>
-          <w:szCs w:val="32"/>
-          <w:lang w:val="en-US"/>
-        </w:rPr>
-        <w:t>a)Method</w:t>
-      </w:r>
-      <w:proofErr w:type="gramEnd"/>
-      <w:r>
-        <w:rPr>
-          <w:rFonts w:ascii="Times New Roman" w:hAnsi="Times New Roman" w:cs="Times New Roman"/>
-          <w:b/>
-          <w:sz w:val="32"/>
-          <w:szCs w:val="32"/>
-          <w:lang w:val="en-US"/>
-        </w:rPr>
-        <w:t xml:space="preserve"> Overriding</w:t>
+      <w:r>
+        <w:rPr>
+          <w:rFonts w:ascii="Times New Roman" w:hAnsi="Times New Roman" w:cs="Times New Roman"/>
+          <w:b/>
+          <w:sz w:val="32"/>
+          <w:szCs w:val="32"/>
+          <w:lang w:val="en-US"/>
+        </w:rPr>
+        <w:t>a)Method Overriding</w:t>
       </w:r>
       <w:r>
         <w:rPr>
@@ -1530,29 +1234,7 @@
           <w:szCs w:val="32"/>
           <w:lang w:val="en-US"/>
         </w:rPr>
-        <w:t>29)Co-</w:t>
-      </w:r>
-      <w:proofErr w:type="spellStart"/>
-      <w:r>
-        <w:rPr>
-          <w:rFonts w:ascii="Times New Roman" w:hAnsi="Times New Roman" w:cs="Times New Roman"/>
-          <w:b/>
-          <w:sz w:val="32"/>
-          <w:szCs w:val="32"/>
-          <w:lang w:val="en-US"/>
-        </w:rPr>
-        <w:t>varient</w:t>
-      </w:r>
-      <w:proofErr w:type="spellEnd"/>
-      <w:r>
-        <w:rPr>
-          <w:rFonts w:ascii="Times New Roman" w:hAnsi="Times New Roman" w:cs="Times New Roman"/>
-          <w:b/>
-          <w:sz w:val="32"/>
-          <w:szCs w:val="32"/>
-          <w:lang w:val="en-US"/>
-        </w:rPr>
-        <w:t xml:space="preserve"> Return type</w:t>
+        <w:t>29)Co-varient Return type</w:t>
       </w:r>
     </w:p>
     <w:p>
@@ -1840,6 +1522,18 @@
           <w:szCs w:val="32"/>
           <w:lang w:val="en-US"/>
         </w:rPr>
+        <w:t>s</w:t>
+      </w:r>
+      <w:bookmarkStart w:id="0" w:name="_GoBack"/>
+      <w:bookmarkEnd w:id="0"/>
+      <w:r>
+        <w:rPr>
+          <w:rFonts w:ascii="Times New Roman" w:hAnsi="Times New Roman" w:cs="Times New Roman"/>
+          <w:b/>
+          <w:sz w:val="32"/>
+          <w:szCs w:val="32"/>
+          <w:lang w:val="en-US"/>
+        </w:rPr>
         <w:t>What are the member can be created?</w:t>
       </w:r>
     </w:p>
@@ -1910,27 +1604,15 @@
           <w:lang w:val="en-US"/>
         </w:rPr>
       </w:pPr>
-      <w:proofErr w:type="spellStart"/>
-      <w:r>
-        <w:rPr>
-          <w:rFonts w:ascii="Times New Roman" w:hAnsi="Times New Roman" w:cs="Times New Roman"/>
-          <w:b/>
-          <w:sz w:val="32"/>
-          <w:szCs w:val="32"/>
-          <w:lang w:val="en-US"/>
-        </w:rPr>
-        <w:t>Ananimous</w:t>
-      </w:r>
-      <w:proofErr w:type="spellEnd"/>
-      <w:r>
-        <w:rPr>
-          <w:rFonts w:ascii="Times New Roman" w:hAnsi="Times New Roman" w:cs="Times New Roman"/>
-          <w:b/>
-          <w:sz w:val="32"/>
-          <w:szCs w:val="32"/>
-          <w:lang w:val="en-US"/>
-        </w:rPr>
-        <w:t xml:space="preserve"> class block</w:t>
+      <w:r>
+        <w:rPr>
+          <w:rFonts w:ascii="Times New Roman" w:hAnsi="Times New Roman" w:cs="Times New Roman"/>
+          <w:b/>
+          <w:sz w:val="32"/>
+          <w:szCs w:val="32"/>
+          <w:lang w:val="en-US"/>
+        </w:rPr>
+        <w:t>Ananimous class block</w:t>
       </w:r>
     </w:p>
     <w:p>
@@ -1948,27 +1630,15 @@
           <w:lang w:val="en-US"/>
         </w:rPr>
       </w:pPr>
-      <w:proofErr w:type="spellStart"/>
-      <w:r>
-        <w:rPr>
-          <w:rFonts w:ascii="Times New Roman" w:hAnsi="Times New Roman" w:cs="Times New Roman"/>
-          <w:b/>
-          <w:sz w:val="32"/>
-          <w:szCs w:val="32"/>
-          <w:lang w:val="en-US"/>
-        </w:rPr>
-        <w:t>Lamda</w:t>
-      </w:r>
-      <w:proofErr w:type="spellEnd"/>
-      <w:r>
-        <w:rPr>
-          <w:rFonts w:ascii="Times New Roman" w:hAnsi="Times New Roman" w:cs="Times New Roman"/>
-          <w:b/>
-          <w:sz w:val="32"/>
-          <w:szCs w:val="32"/>
-          <w:lang w:val="en-US"/>
-        </w:rPr>
-        <w:t xml:space="preserve"> expression</w:t>
+      <w:r>
+        <w:rPr>
+          <w:rFonts w:ascii="Times New Roman" w:hAnsi="Times New Roman" w:cs="Times New Roman"/>
+          <w:b/>
+          <w:sz w:val="32"/>
+          <w:szCs w:val="32"/>
+          <w:lang w:val="en-US"/>
+        </w:rPr>
+        <w:t>Lamda expression</w:t>
       </w:r>
     </w:p>
     <w:p>
@@ -2102,27 +1772,7 @@
           <w:szCs w:val="32"/>
           <w:lang w:val="en-US"/>
         </w:rPr>
-        <w:t xml:space="preserve">Sort the Students </w:t>
-      </w:r>
-      <w:proofErr w:type="spellStart"/>
-      <w:r>
-        <w:rPr>
-          <w:rFonts w:ascii="Times New Roman" w:hAnsi="Times New Roman" w:cs="Times New Roman"/>
-          <w:sz w:val="32"/>
-          <w:szCs w:val="32"/>
-          <w:lang w:val="en-US"/>
-        </w:rPr>
-        <w:t>accourding</w:t>
-      </w:r>
-      <w:proofErr w:type="spellEnd"/>
-      <w:r>
-        <w:rPr>
-          <w:rFonts w:ascii="Times New Roman" w:hAnsi="Times New Roman" w:cs="Times New Roman"/>
-          <w:sz w:val="32"/>
-          <w:szCs w:val="32"/>
-          <w:lang w:val="en-US"/>
-        </w:rPr>
-        <w:t xml:space="preserve"> to their marks</w:t>
+        <w:t>Sort the Students accourding to their marks</w:t>
       </w:r>
     </w:p>
     <w:p>
@@ -2172,8 +1822,6 @@
         </w:rPr>
         <w:t>Private constructor</w:t>
       </w:r>
-      <w:bookmarkStart w:id="0" w:name="_GoBack"/>
-      <w:bookmarkEnd w:id="0"/>
     </w:p>
     <w:p>
       <w:pPr>
@@ -2189,7 +1837,6 @@
           <w:lang w:val="en-US"/>
         </w:rPr>
       </w:pPr>
-      <w:proofErr w:type="spellStart"/>
       <w:r>
         <w:rPr>
           <w:rFonts w:ascii="Times New Roman" w:hAnsi="Times New Roman" w:cs="Times New Roman"/>
@@ -2197,44 +1844,47 @@
           <w:szCs w:val="36"/>
           <w:lang w:val="en-US"/>
         </w:rPr>
-        <w:t>Singleten</w:t>
-      </w:r>
-      <w:proofErr w:type="spellEnd"/>
-      <w:r>
+        <w:t>Singleten class</w:t>
+      </w:r>
+    </w:p>
+    <w:p>
+      <w:pPr>
+        <w:pStyle w:val="ListParagraph"/>
+        <w:numPr>
+          <w:ilvl w:val="0"/>
+          <w:numId w:val="8"/>
+        </w:numPr>
         <w:rPr>
           <w:rFonts w:ascii="Times New Roman" w:hAnsi="Times New Roman" w:cs="Times New Roman"/>
           <w:sz w:val="36"/>
           <w:szCs w:val="36"/>
           <w:lang w:val="en-US"/>
         </w:rPr>
-        <w:t xml:space="preserve"> class</w:t>
-      </w:r>
-    </w:p>
-    <w:p>
-      <w:pPr>
-        <w:pStyle w:val="ListParagraph"/>
-        <w:numPr>
-          <w:ilvl w:val="0"/>
-          <w:numId w:val="8"/>
-        </w:numPr>
+      </w:pPr>
+      <w:r>
         <w:rPr>
           <w:rFonts w:ascii="Times New Roman" w:hAnsi="Times New Roman" w:cs="Times New Roman"/>
           <w:sz w:val="36"/>
           <w:szCs w:val="36"/>
           <w:lang w:val="en-US"/>
         </w:rPr>
-      </w:pPr>
-      <w:r>
+        <w:t>Establish Early instantiation of Enginee,car,showroom</w:t>
+      </w:r>
+    </w:p>
+    <w:p>
+      <w:pPr>
+        <w:pStyle w:val="ListParagraph"/>
+        <w:numPr>
+          <w:ilvl w:val="0"/>
+          <w:numId w:val="8"/>
+        </w:numPr>
         <w:rPr>
           <w:rFonts w:ascii="Times New Roman" w:hAnsi="Times New Roman" w:cs="Times New Roman"/>
           <w:sz w:val="36"/>
           <w:szCs w:val="36"/>
           <w:lang w:val="en-US"/>
         </w:rPr>
-        <w:t xml:space="preserve">Establish Early instantiation of </w:t>
-      </w:r>
-      <w:proofErr w:type="spellStart"/>
-      <w:proofErr w:type="gramStart"/>
+      </w:pPr>
       <w:r>
         <w:rPr>
           <w:rFonts w:ascii="Times New Roman" w:hAnsi="Times New Roman" w:cs="Times New Roman"/>
@@ -2242,45 +1892,48 @@
           <w:szCs w:val="36"/>
           <w:lang w:val="en-US"/>
         </w:rPr>
-        <w:t>Enginee,car</w:t>
-      </w:r>
-      <w:proofErr w:type="gramEnd"/>
-      <w:r>
+        <w:lastRenderedPageBreak/>
+        <w:t>Establish Lazzy instantiation of Home,wild &amp; pet animal</w:t>
+      </w:r>
+    </w:p>
+    <w:p>
+      <w:pPr>
+        <w:pStyle w:val="ListParagraph"/>
+        <w:numPr>
+          <w:ilvl w:val="0"/>
+          <w:numId w:val="8"/>
+        </w:numPr>
         <w:rPr>
           <w:rFonts w:ascii="Times New Roman" w:hAnsi="Times New Roman" w:cs="Times New Roman"/>
           <w:sz w:val="36"/>
           <w:szCs w:val="36"/>
           <w:lang w:val="en-US"/>
         </w:rPr>
-        <w:t>,showroom</w:t>
-      </w:r>
-      <w:proofErr w:type="spellEnd"/>
-    </w:p>
-    <w:p>
-      <w:pPr>
-        <w:pStyle w:val="ListParagraph"/>
-        <w:numPr>
-          <w:ilvl w:val="0"/>
-          <w:numId w:val="8"/>
-        </w:numPr>
+      </w:pPr>
+      <w:r>
         <w:rPr>
           <w:rFonts w:ascii="Times New Roman" w:hAnsi="Times New Roman" w:cs="Times New Roman"/>
           <w:sz w:val="36"/>
           <w:szCs w:val="36"/>
           <w:lang w:val="en-US"/>
         </w:rPr>
-      </w:pPr>
-      <w:r>
+        <w:t>Inheritance - Super keyword</w:t>
+      </w:r>
+    </w:p>
+    <w:p>
+      <w:pPr>
+        <w:pStyle w:val="ListParagraph"/>
+        <w:numPr>
+          <w:ilvl w:val="0"/>
+          <w:numId w:val="8"/>
+        </w:numPr>
         <w:rPr>
           <w:rFonts w:ascii="Times New Roman" w:hAnsi="Times New Roman" w:cs="Times New Roman"/>
           <w:sz w:val="36"/>
           <w:szCs w:val="36"/>
           <w:lang w:val="en-US"/>
         </w:rPr>
-        <w:lastRenderedPageBreak/>
-        <w:t xml:space="preserve">Establish </w:t>
-      </w:r>
-      <w:proofErr w:type="spellStart"/>
+      </w:pPr>
       <w:r>
         <w:rPr>
           <w:rFonts w:ascii="Times New Roman" w:hAnsi="Times New Roman" w:cs="Times New Roman"/>
@@ -2288,18 +1941,23 @@
           <w:szCs w:val="36"/>
           <w:lang w:val="en-US"/>
         </w:rPr>
-        <w:t>Lazzy</w:t>
-      </w:r>
-      <w:proofErr w:type="spellEnd"/>
-      <w:r>
+        <w:t>Upcasting,Downcasting,verify Class cast Exception</w:t>
+      </w:r>
+    </w:p>
+    <w:p>
+      <w:pPr>
+        <w:pStyle w:val="ListParagraph"/>
+        <w:numPr>
+          <w:ilvl w:val="0"/>
+          <w:numId w:val="8"/>
+        </w:numPr>
         <w:rPr>
           <w:rFonts w:ascii="Times New Roman" w:hAnsi="Times New Roman" w:cs="Times New Roman"/>
           <w:sz w:val="36"/>
           <w:szCs w:val="36"/>
           <w:lang w:val="en-US"/>
         </w:rPr>
-        <w:t xml:space="preserve"> insta</w:t>
-      </w:r>
+      </w:pPr>
       <w:r>
         <w:rPr>
           <w:rFonts w:ascii="Times New Roman" w:hAnsi="Times New Roman" w:cs="Times New Roman"/>
@@ -2307,21 +1965,23 @@
           <w:szCs w:val="36"/>
           <w:lang w:val="en-US"/>
         </w:rPr>
-        <w:t xml:space="preserve">ntiation of </w:t>
-      </w:r>
-      <w:proofErr w:type="spellStart"/>
-      <w:proofErr w:type="gramStart"/>
-      <w:r>
+        <w:t>InstanceOf Operator</w:t>
+      </w:r>
+    </w:p>
+    <w:p>
+      <w:pPr>
+        <w:pStyle w:val="ListParagraph"/>
+        <w:numPr>
+          <w:ilvl w:val="0"/>
+          <w:numId w:val="8"/>
+        </w:numPr>
         <w:rPr>
           <w:rFonts w:ascii="Times New Roman" w:hAnsi="Times New Roman" w:cs="Times New Roman"/>
           <w:sz w:val="36"/>
           <w:szCs w:val="36"/>
           <w:lang w:val="en-US"/>
         </w:rPr>
-        <w:t>Home,wild</w:t>
-      </w:r>
-      <w:proofErr w:type="spellEnd"/>
-      <w:proofErr w:type="gramEnd"/>
+      </w:pPr>
       <w:r>
         <w:rPr>
           <w:rFonts w:ascii="Times New Roman" w:hAnsi="Times New Roman" w:cs="Times New Roman"/>
@@ -2329,7 +1989,7 @@
           <w:szCs w:val="36"/>
           <w:lang w:val="en-US"/>
         </w:rPr>
-        <w:t xml:space="preserve"> &amp; pet animal</w:t>
+        <w:t>Polymorphisum</w:t>
       </w:r>
     </w:p>
     <w:p>
@@ -2353,7 +2013,7 @@
           <w:szCs w:val="36"/>
           <w:lang w:val="en-US"/>
         </w:rPr>
-        <w:t>Inheritance - Super keyword</w:t>
+        <w:t>Abstraction</w:t>
       </w:r>
     </w:p>
     <w:p>
@@ -2370,8 +2030,6 @@
           <w:lang w:val="en-US"/>
         </w:rPr>
       </w:pPr>
-      <w:proofErr w:type="spellStart"/>
-      <w:proofErr w:type="gramStart"/>
       <w:r>
         <w:rPr>
           <w:rFonts w:ascii="Times New Roman" w:hAnsi="Times New Roman" w:cs="Times New Roman"/>
@@ -2379,19 +2037,23 @@
           <w:szCs w:val="36"/>
           <w:lang w:val="en-US"/>
         </w:rPr>
-        <w:t>Upcasting,Downcasting</w:t>
-      </w:r>
-      <w:proofErr w:type="gramEnd"/>
-      <w:r>
+        <w:t>Interface</w:t>
+      </w:r>
+    </w:p>
+    <w:p>
+      <w:pPr>
+        <w:pStyle w:val="ListParagraph"/>
+        <w:numPr>
+          <w:ilvl w:val="0"/>
+          <w:numId w:val="8"/>
+        </w:numPr>
         <w:rPr>
           <w:rFonts w:ascii="Times New Roman" w:hAnsi="Times New Roman" w:cs="Times New Roman"/>
           <w:sz w:val="36"/>
           <w:szCs w:val="36"/>
           <w:lang w:val="en-US"/>
         </w:rPr>
-        <w:t>,verify</w:t>
-      </w:r>
-      <w:proofErr w:type="spellEnd"/>
+      </w:pPr>
       <w:r>
         <w:rPr>
           <w:rFonts w:ascii="Times New Roman" w:hAnsi="Times New Roman" w:cs="Times New Roman"/>
@@ -2399,7 +2061,7 @@
           <w:szCs w:val="36"/>
           <w:lang w:val="en-US"/>
         </w:rPr>
-        <w:t xml:space="preserve"> Class cast Exception</w:t>
+        <w:t>Multiple interface,Hybrid interface</w:t>
       </w:r>
     </w:p>
     <w:p>
@@ -2416,7 +2078,6 @@
           <w:lang w:val="en-US"/>
         </w:rPr>
       </w:pPr>
-      <w:proofErr w:type="spellStart"/>
       <w:r>
         <w:rPr>
           <w:rFonts w:ascii="Times New Roman" w:hAnsi="Times New Roman" w:cs="Times New Roman"/>
@@ -2424,208 +2085,32 @@
           <w:szCs w:val="36"/>
           <w:lang w:val="en-US"/>
         </w:rPr>
-        <w:t>InstanceOf</w:t>
-      </w:r>
-      <w:proofErr w:type="spellEnd"/>
-      <w:r>
+        <w:t>Implementation of abstract methods</w:t>
+      </w:r>
+    </w:p>
+    <w:p>
+      <w:pPr>
+        <w:pStyle w:val="ListParagraph"/>
+        <w:numPr>
+          <w:ilvl w:val="0"/>
+          <w:numId w:val="8"/>
+        </w:numPr>
         <w:rPr>
           <w:rFonts w:ascii="Times New Roman" w:hAnsi="Times New Roman" w:cs="Times New Roman"/>
           <w:sz w:val="36"/>
           <w:szCs w:val="36"/>
           <w:lang w:val="en-US"/>
         </w:rPr>
-        <w:t xml:space="preserve"> Operator</w:t>
-      </w:r>
-    </w:p>
-    <w:p>
-      <w:pPr>
-        <w:pStyle w:val="ListParagraph"/>
-        <w:numPr>
-          <w:ilvl w:val="0"/>
-          <w:numId w:val="8"/>
-        </w:numPr>
+      </w:pPr>
+      <w:r>
         <w:rPr>
           <w:rFonts w:ascii="Times New Roman" w:hAnsi="Times New Roman" w:cs="Times New Roman"/>
           <w:sz w:val="36"/>
           <w:szCs w:val="36"/>
           <w:lang w:val="en-US"/>
         </w:rPr>
-      </w:pPr>
-      <w:proofErr w:type="spellStart"/>
-      <w:r>
-        <w:rPr>
-          <w:rFonts w:ascii="Times New Roman" w:hAnsi="Times New Roman" w:cs="Times New Roman"/>
-          <w:sz w:val="36"/>
-          <w:szCs w:val="36"/>
-          <w:lang w:val="en-US"/>
-        </w:rPr>
-        <w:t>Polymorphisum</w:t>
-      </w:r>
-      <w:proofErr w:type="spellEnd"/>
-    </w:p>
-    <w:p>
-      <w:pPr>
-        <w:pStyle w:val="ListParagraph"/>
-        <w:numPr>
-          <w:ilvl w:val="0"/>
-          <w:numId w:val="8"/>
-        </w:numPr>
-        <w:rPr>
-          <w:rFonts w:ascii="Times New Roman" w:hAnsi="Times New Roman" w:cs="Times New Roman"/>
-          <w:sz w:val="36"/>
-          <w:szCs w:val="36"/>
-          <w:lang w:val="en-US"/>
-        </w:rPr>
-      </w:pPr>
-      <w:r>
-        <w:rPr>
-          <w:rFonts w:ascii="Times New Roman" w:hAnsi="Times New Roman" w:cs="Times New Roman"/>
-          <w:sz w:val="36"/>
-          <w:szCs w:val="36"/>
-          <w:lang w:val="en-US"/>
-        </w:rPr>
-        <w:t>Abstraction</w:t>
-      </w:r>
-    </w:p>
-    <w:p>
-      <w:pPr>
-        <w:pStyle w:val="ListParagraph"/>
-        <w:numPr>
-          <w:ilvl w:val="0"/>
-          <w:numId w:val="8"/>
-        </w:numPr>
-        <w:rPr>
-          <w:rFonts w:ascii="Times New Roman" w:hAnsi="Times New Roman" w:cs="Times New Roman"/>
-          <w:sz w:val="36"/>
-          <w:szCs w:val="36"/>
-          <w:lang w:val="en-US"/>
-        </w:rPr>
-      </w:pPr>
-      <w:r>
-        <w:rPr>
-          <w:rFonts w:ascii="Times New Roman" w:hAnsi="Times New Roman" w:cs="Times New Roman"/>
-          <w:sz w:val="36"/>
-          <w:szCs w:val="36"/>
-          <w:lang w:val="en-US"/>
-        </w:rPr>
-        <w:t>Interface</w:t>
-      </w:r>
-    </w:p>
-    <w:p>
-      <w:pPr>
-        <w:pStyle w:val="ListParagraph"/>
-        <w:numPr>
-          <w:ilvl w:val="0"/>
-          <w:numId w:val="8"/>
-        </w:numPr>
-        <w:rPr>
-          <w:rFonts w:ascii="Times New Roman" w:hAnsi="Times New Roman" w:cs="Times New Roman"/>
-          <w:sz w:val="36"/>
-          <w:szCs w:val="36"/>
-          <w:lang w:val="en-US"/>
-        </w:rPr>
-      </w:pPr>
-      <w:r>
-        <w:rPr>
-          <w:rFonts w:ascii="Times New Roman" w:hAnsi="Times New Roman" w:cs="Times New Roman"/>
-          <w:sz w:val="36"/>
-          <w:szCs w:val="36"/>
-          <w:lang w:val="en-US"/>
-        </w:rPr>
-        <w:t xml:space="preserve">Multiple </w:t>
-      </w:r>
-      <w:proofErr w:type="spellStart"/>
-      <w:proofErr w:type="gramStart"/>
-      <w:r>
-        <w:rPr>
-          <w:rFonts w:ascii="Times New Roman" w:hAnsi="Times New Roman" w:cs="Times New Roman"/>
-          <w:sz w:val="36"/>
-          <w:szCs w:val="36"/>
-          <w:lang w:val="en-US"/>
-        </w:rPr>
-        <w:t>interface,Hybrid</w:t>
-      </w:r>
-      <w:proofErr w:type="spellEnd"/>
-      <w:proofErr w:type="gramEnd"/>
-      <w:r>
-        <w:rPr>
-          <w:rFonts w:ascii="Times New Roman" w:hAnsi="Times New Roman" w:cs="Times New Roman"/>
-          <w:sz w:val="36"/>
-          <w:szCs w:val="36"/>
-          <w:lang w:val="en-US"/>
-        </w:rPr>
-        <w:t xml:space="preserve"> interface</w:t>
-      </w:r>
-    </w:p>
-    <w:p>
-      <w:pPr>
-        <w:pStyle w:val="ListParagraph"/>
-        <w:numPr>
-          <w:ilvl w:val="0"/>
-          <w:numId w:val="8"/>
-        </w:numPr>
-        <w:rPr>
-          <w:rFonts w:ascii="Times New Roman" w:hAnsi="Times New Roman" w:cs="Times New Roman"/>
-          <w:sz w:val="36"/>
-          <w:szCs w:val="36"/>
-          <w:lang w:val="en-US"/>
-        </w:rPr>
-      </w:pPr>
-      <w:r>
-        <w:rPr>
-          <w:rFonts w:ascii="Times New Roman" w:hAnsi="Times New Roman" w:cs="Times New Roman"/>
-          <w:sz w:val="36"/>
-          <w:szCs w:val="36"/>
-          <w:lang w:val="en-US"/>
-        </w:rPr>
-        <w:t>Implementation of abstract methods</w:t>
-      </w:r>
-    </w:p>
-    <w:p>
-      <w:pPr>
-        <w:pStyle w:val="ListParagraph"/>
-        <w:numPr>
-          <w:ilvl w:val="0"/>
-          <w:numId w:val="8"/>
-        </w:numPr>
-        <w:rPr>
-          <w:rFonts w:ascii="Times New Roman" w:hAnsi="Times New Roman" w:cs="Times New Roman"/>
-          <w:sz w:val="36"/>
-          <w:szCs w:val="36"/>
-          <w:lang w:val="en-US"/>
-        </w:rPr>
-      </w:pPr>
-      <w:proofErr w:type="spellStart"/>
-      <w:r>
-        <w:rPr>
-          <w:rFonts w:ascii="Times New Roman" w:hAnsi="Times New Roman" w:cs="Times New Roman"/>
-          <w:sz w:val="36"/>
-          <w:szCs w:val="36"/>
-          <w:lang w:val="en-US"/>
-        </w:rPr>
-        <w:t>Var</w:t>
-      </w:r>
-      <w:proofErr w:type="spellEnd"/>
-      <w:r>
-        <w:rPr>
-          <w:rFonts w:ascii="Times New Roman" w:hAnsi="Times New Roman" w:cs="Times New Roman"/>
-          <w:sz w:val="36"/>
-          <w:szCs w:val="36"/>
-          <w:lang w:val="en-US"/>
-        </w:rPr>
-        <w:t xml:space="preserve"> </w:t>
-      </w:r>
-      <w:proofErr w:type="spellStart"/>
-      <w:r>
-        <w:rPr>
-          <w:rFonts w:ascii="Times New Roman" w:hAnsi="Times New Roman" w:cs="Times New Roman"/>
-          <w:sz w:val="36"/>
-          <w:szCs w:val="36"/>
-          <w:lang w:val="en-US"/>
-        </w:rPr>
-        <w:t>args</w:t>
-      </w:r>
-      <w:proofErr w:type="spellEnd"/>
+        <w:t>Var args</w:t>
+      </w:r>
     </w:p>
     <w:p>
       <w:pPr>
